--- a/ASSIGNMENT WMD.docx
+++ b/ASSIGNMENT WMD.docx
@@ -912,6 +912,445 @@
         </w:rPr>
         <w:t>PAGE TEMPLATE</w:t>
       </w:r>
+      <w:r>
+        <w:rPr>
+          <w:b/>
+          <w:bCs/>
+          <w:sz w:val="32"/>
+          <w:szCs w:val="32"/>
+        </w:rPr>
+        <w:br/>
+      </w:r>
+      <w:r>
+        <w:rPr>
+          <w:b/>
+          <w:bCs/>
+          <w:sz w:val="32"/>
+          <w:szCs w:val="32"/>
+        </w:rPr>
+        <w:br/>
+      </w:r>
+      <w:r>
+        <w:rPr>
+          <w:b/>
+          <w:bCs/>
+          <w:noProof/>
+          <w:sz w:val="32"/>
+          <w:szCs w:val="32"/>
+        </w:rPr>
+        <w:lastRenderedPageBreak/>
+        <w:drawing>
+          <wp:inline distT="0" distB="0" distL="0" distR="0" wp14:anchorId="562E2B30" wp14:editId="2771F12F">
+            <wp:extent cx="5731510" cy="4481195"/>
+            <wp:effectExtent l="0" t="0" r="2540" b="0"/>
+            <wp:docPr id="2029301554" name="Picture 1"/>
+            <wp:cNvGraphicFramePr>
+              <a:graphicFrameLocks xmlns:a="http://schemas.openxmlformats.org/drawingml/2006/main" noChangeAspect="1"/>
+            </wp:cNvGraphicFramePr>
+            <a:graphic xmlns:a="http://schemas.openxmlformats.org/drawingml/2006/main">
+              <a:graphicData uri="http://schemas.openxmlformats.org/drawingml/2006/picture">
+                <pic:pic xmlns:pic="http://schemas.openxmlformats.org/drawingml/2006/picture">
+                  <pic:nvPicPr>
+                    <pic:cNvPr id="2029301554" name="Picture 2029301554"/>
+                    <pic:cNvPicPr/>
+                  </pic:nvPicPr>
+                  <pic:blipFill>
+                    <a:blip r:embed="rId6">
+                      <a:extLst>
+                        <a:ext uri="{28A0092B-C50C-407E-A947-70E740481C1C}">
+                          <a14:useLocalDpi xmlns:a14="http://schemas.microsoft.com/office/drawing/2010/main" val="0"/>
+                        </a:ext>
+                      </a:extLst>
+                    </a:blip>
+                    <a:stretch>
+                      <a:fillRect/>
+                    </a:stretch>
+                  </pic:blipFill>
+                  <pic:spPr>
+                    <a:xfrm>
+                      <a:off x="0" y="0"/>
+                      <a:ext cx="5731510" cy="4481195"/>
+                    </a:xfrm>
+                    <a:prstGeom prst="rect">
+                      <a:avLst/>
+                    </a:prstGeom>
+                  </pic:spPr>
+                </pic:pic>
+              </a:graphicData>
+            </a:graphic>
+          </wp:inline>
+        </w:drawing>
+      </w:r>
+      <w:r>
+        <w:rPr>
+          <w:b/>
+          <w:bCs/>
+          <w:sz w:val="32"/>
+          <w:szCs w:val="32"/>
+        </w:rPr>
+        <w:br/>
+      </w:r>
+      <w:r>
+        <w:rPr>
+          <w:b/>
+          <w:bCs/>
+          <w:sz w:val="32"/>
+          <w:szCs w:val="32"/>
+        </w:rPr>
+        <w:br/>
+      </w:r>
+      <w:r>
+        <w:rPr>
+          <w:b/>
+          <w:bCs/>
+          <w:sz w:val="32"/>
+          <w:szCs w:val="32"/>
+        </w:rPr>
+        <w:t>ABOUT PAGE WIREFRAME</w:t>
+      </w:r>
+      <w:r>
+        <w:rPr>
+          <w:b/>
+          <w:bCs/>
+          <w:sz w:val="32"/>
+          <w:szCs w:val="32"/>
+        </w:rPr>
+        <w:br/>
+      </w:r>
+      <w:r>
+        <w:rPr>
+          <w:b/>
+          <w:bCs/>
+          <w:noProof/>
+          <w:sz w:val="32"/>
+          <w:szCs w:val="32"/>
+        </w:rPr>
+        <w:lastRenderedPageBreak/>
+        <w:drawing>
+          <wp:inline distT="0" distB="0" distL="0" distR="0" wp14:anchorId="37BCB893" wp14:editId="41FBD457">
+            <wp:extent cx="5731510" cy="4586605"/>
+            <wp:effectExtent l="0" t="0" r="2540" b="4445"/>
+            <wp:docPr id="969791171" name="Picture 1"/>
+            <wp:cNvGraphicFramePr>
+              <a:graphicFrameLocks xmlns:a="http://schemas.openxmlformats.org/drawingml/2006/main" noChangeAspect="1"/>
+            </wp:cNvGraphicFramePr>
+            <a:graphic xmlns:a="http://schemas.openxmlformats.org/drawingml/2006/main">
+              <a:graphicData uri="http://schemas.openxmlformats.org/drawingml/2006/picture">
+                <pic:pic xmlns:pic="http://schemas.openxmlformats.org/drawingml/2006/picture">
+                  <pic:nvPicPr>
+                    <pic:cNvPr id="969791171" name="Picture 969791171"/>
+                    <pic:cNvPicPr/>
+                  </pic:nvPicPr>
+                  <pic:blipFill>
+                    <a:blip r:embed="rId7">
+                      <a:extLst>
+                        <a:ext uri="{28A0092B-C50C-407E-A947-70E740481C1C}">
+                          <a14:useLocalDpi xmlns:a14="http://schemas.microsoft.com/office/drawing/2010/main" val="0"/>
+                        </a:ext>
+                      </a:extLst>
+                    </a:blip>
+                    <a:stretch>
+                      <a:fillRect/>
+                    </a:stretch>
+                  </pic:blipFill>
+                  <pic:spPr>
+                    <a:xfrm>
+                      <a:off x="0" y="0"/>
+                      <a:ext cx="5731510" cy="4586605"/>
+                    </a:xfrm>
+                    <a:prstGeom prst="rect">
+                      <a:avLst/>
+                    </a:prstGeom>
+                  </pic:spPr>
+                </pic:pic>
+              </a:graphicData>
+            </a:graphic>
+          </wp:inline>
+        </w:drawing>
+      </w:r>
+      <w:r>
+        <w:rPr>
+          <w:b/>
+          <w:bCs/>
+          <w:sz w:val="32"/>
+          <w:szCs w:val="32"/>
+        </w:rPr>
+        <w:br/>
+      </w:r>
+      <w:r>
+        <w:rPr>
+          <w:b/>
+          <w:bCs/>
+          <w:sz w:val="32"/>
+          <w:szCs w:val="32"/>
+        </w:rPr>
+        <w:br/>
+        <w:t>SCHOOLARSHIP GUIDE</w:t>
+      </w:r>
+      <w:r>
+        <w:rPr>
+          <w:b/>
+          <w:bCs/>
+          <w:sz w:val="32"/>
+          <w:szCs w:val="32"/>
+        </w:rPr>
+        <w:br/>
+      </w:r>
+      <w:r>
+        <w:rPr>
+          <w:b/>
+          <w:bCs/>
+          <w:sz w:val="32"/>
+          <w:szCs w:val="32"/>
+        </w:rPr>
+        <w:br/>
+      </w:r>
+      <w:r>
+        <w:rPr>
+          <w:b/>
+          <w:bCs/>
+          <w:noProof/>
+          <w:sz w:val="32"/>
+          <w:szCs w:val="32"/>
+        </w:rPr>
+        <w:lastRenderedPageBreak/>
+        <w:drawing>
+          <wp:inline distT="0" distB="0" distL="0" distR="0" wp14:anchorId="29FAE8AC" wp14:editId="5DBFEDFB">
+            <wp:extent cx="5731510" cy="4586605"/>
+            <wp:effectExtent l="0" t="0" r="2540" b="4445"/>
+            <wp:docPr id="1506550846" name="Picture 2"/>
+            <wp:cNvGraphicFramePr>
+              <a:graphicFrameLocks xmlns:a="http://schemas.openxmlformats.org/drawingml/2006/main" noChangeAspect="1"/>
+            </wp:cNvGraphicFramePr>
+            <a:graphic xmlns:a="http://schemas.openxmlformats.org/drawingml/2006/main">
+              <a:graphicData uri="http://schemas.openxmlformats.org/drawingml/2006/picture">
+                <pic:pic xmlns:pic="http://schemas.openxmlformats.org/drawingml/2006/picture">
+                  <pic:nvPicPr>
+                    <pic:cNvPr id="1506550846" name="Picture 1506550846"/>
+                    <pic:cNvPicPr/>
+                  </pic:nvPicPr>
+                  <pic:blipFill>
+                    <a:blip r:embed="rId8">
+                      <a:extLst>
+                        <a:ext uri="{28A0092B-C50C-407E-A947-70E740481C1C}">
+                          <a14:useLocalDpi xmlns:a14="http://schemas.microsoft.com/office/drawing/2010/main" val="0"/>
+                        </a:ext>
+                      </a:extLst>
+                    </a:blip>
+                    <a:stretch>
+                      <a:fillRect/>
+                    </a:stretch>
+                  </pic:blipFill>
+                  <pic:spPr>
+                    <a:xfrm>
+                      <a:off x="0" y="0"/>
+                      <a:ext cx="5731510" cy="4586605"/>
+                    </a:xfrm>
+                    <a:prstGeom prst="rect">
+                      <a:avLst/>
+                    </a:prstGeom>
+                  </pic:spPr>
+                </pic:pic>
+              </a:graphicData>
+            </a:graphic>
+          </wp:inline>
+        </w:drawing>
+      </w:r>
+      <w:r>
+        <w:rPr>
+          <w:b/>
+          <w:bCs/>
+          <w:sz w:val="32"/>
+          <w:szCs w:val="32"/>
+        </w:rPr>
+        <w:br/>
+      </w:r>
+      <w:r>
+        <w:rPr>
+          <w:b/>
+          <w:bCs/>
+          <w:sz w:val="32"/>
+          <w:szCs w:val="32"/>
+        </w:rPr>
+        <w:br/>
+      </w:r>
+      <w:r>
+        <w:rPr>
+          <w:b/>
+          <w:bCs/>
+          <w:sz w:val="32"/>
+          <w:szCs w:val="32"/>
+        </w:rPr>
+        <w:t>APPLICATION GUIDE</w:t>
+      </w:r>
+      <w:r>
+        <w:rPr>
+          <w:b/>
+          <w:bCs/>
+          <w:sz w:val="32"/>
+          <w:szCs w:val="32"/>
+        </w:rPr>
+        <w:br/>
+      </w:r>
+    </w:p>
+    <w:p>
+      <w:pPr>
+        <w:rPr>
+          <w:b/>
+          <w:bCs/>
+          <w:sz w:val="32"/>
+          <w:szCs w:val="32"/>
+        </w:rPr>
+      </w:pPr>
+      <w:r>
+        <w:rPr>
+          <w:b/>
+          <w:bCs/>
+          <w:noProof/>
+          <w:sz w:val="32"/>
+          <w:szCs w:val="32"/>
+        </w:rPr>
+        <w:lastRenderedPageBreak/>
+        <w:drawing>
+          <wp:inline distT="0" distB="0" distL="0" distR="0" wp14:anchorId="7948C34D" wp14:editId="0B5D2F03">
+            <wp:extent cx="5731510" cy="4586605"/>
+            <wp:effectExtent l="0" t="0" r="2540" b="4445"/>
+            <wp:docPr id="934948964" name="Picture 3"/>
+            <wp:cNvGraphicFramePr>
+              <a:graphicFrameLocks xmlns:a="http://schemas.openxmlformats.org/drawingml/2006/main" noChangeAspect="1"/>
+            </wp:cNvGraphicFramePr>
+            <a:graphic xmlns:a="http://schemas.openxmlformats.org/drawingml/2006/main">
+              <a:graphicData uri="http://schemas.openxmlformats.org/drawingml/2006/picture">
+                <pic:pic xmlns:pic="http://schemas.openxmlformats.org/drawingml/2006/picture">
+                  <pic:nvPicPr>
+                    <pic:cNvPr id="934948964" name="Picture 934948964"/>
+                    <pic:cNvPicPr/>
+                  </pic:nvPicPr>
+                  <pic:blipFill>
+                    <a:blip r:embed="rId9">
+                      <a:extLst>
+                        <a:ext uri="{28A0092B-C50C-407E-A947-70E740481C1C}">
+                          <a14:useLocalDpi xmlns:a14="http://schemas.microsoft.com/office/drawing/2010/main" val="0"/>
+                        </a:ext>
+                      </a:extLst>
+                    </a:blip>
+                    <a:stretch>
+                      <a:fillRect/>
+                    </a:stretch>
+                  </pic:blipFill>
+                  <pic:spPr>
+                    <a:xfrm>
+                      <a:off x="0" y="0"/>
+                      <a:ext cx="5731510" cy="4586605"/>
+                    </a:xfrm>
+                    <a:prstGeom prst="rect">
+                      <a:avLst/>
+                    </a:prstGeom>
+                  </pic:spPr>
+                </pic:pic>
+              </a:graphicData>
+            </a:graphic>
+          </wp:inline>
+        </w:drawing>
+      </w:r>
+      <w:r>
+        <w:rPr>
+          <w:b/>
+          <w:bCs/>
+          <w:sz w:val="32"/>
+          <w:szCs w:val="32"/>
+        </w:rPr>
+        <w:br/>
+      </w:r>
+      <w:r>
+        <w:rPr>
+          <w:b/>
+          <w:bCs/>
+          <w:sz w:val="32"/>
+          <w:szCs w:val="32"/>
+        </w:rPr>
+        <w:br/>
+        <w:t xml:space="preserve">CONTACT US </w:t>
+      </w:r>
+      <w:r>
+        <w:rPr>
+          <w:b/>
+          <w:bCs/>
+          <w:sz w:val="32"/>
+          <w:szCs w:val="32"/>
+        </w:rPr>
+        <w:br/>
+      </w:r>
+      <w:r>
+        <w:rPr>
+          <w:b/>
+          <w:bCs/>
+          <w:noProof/>
+          <w:sz w:val="32"/>
+          <w:szCs w:val="32"/>
+        </w:rPr>
+        <w:lastRenderedPageBreak/>
+        <w:drawing>
+          <wp:inline distT="0" distB="0" distL="0" distR="0" wp14:anchorId="40689FEB" wp14:editId="54E73B8C">
+            <wp:extent cx="5731510" cy="4586605"/>
+            <wp:effectExtent l="0" t="0" r="2540" b="4445"/>
+            <wp:docPr id="963761653" name="Picture 4"/>
+            <wp:cNvGraphicFramePr>
+              <a:graphicFrameLocks xmlns:a="http://schemas.openxmlformats.org/drawingml/2006/main" noChangeAspect="1"/>
+            </wp:cNvGraphicFramePr>
+            <a:graphic xmlns:a="http://schemas.openxmlformats.org/drawingml/2006/main">
+              <a:graphicData uri="http://schemas.openxmlformats.org/drawingml/2006/picture">
+                <pic:pic xmlns:pic="http://schemas.openxmlformats.org/drawingml/2006/picture">
+                  <pic:nvPicPr>
+                    <pic:cNvPr id="963761653" name="Picture 963761653"/>
+                    <pic:cNvPicPr/>
+                  </pic:nvPicPr>
+                  <pic:blipFill>
+                    <a:blip r:embed="rId10">
+                      <a:extLst>
+                        <a:ext uri="{28A0092B-C50C-407E-A947-70E740481C1C}">
+                          <a14:useLocalDpi xmlns:a14="http://schemas.microsoft.com/office/drawing/2010/main" val="0"/>
+                        </a:ext>
+                      </a:extLst>
+                    </a:blip>
+                    <a:stretch>
+                      <a:fillRect/>
+                    </a:stretch>
+                  </pic:blipFill>
+                  <pic:spPr>
+                    <a:xfrm>
+                      <a:off x="0" y="0"/>
+                      <a:ext cx="5731510" cy="4586605"/>
+                    </a:xfrm>
+                    <a:prstGeom prst="rect">
+                      <a:avLst/>
+                    </a:prstGeom>
+                  </pic:spPr>
+                </pic:pic>
+              </a:graphicData>
+            </a:graphic>
+          </wp:inline>
+        </w:drawing>
+      </w:r>
+      <w:r>
+        <w:rPr>
+          <w:b/>
+          <w:bCs/>
+          <w:sz w:val="32"/>
+          <w:szCs w:val="32"/>
+        </w:rPr>
+        <w:br/>
+        <w:t xml:space="preserve"> </w:t>
+      </w:r>
+      <w:r>
+        <w:rPr>
+          <w:b/>
+          <w:bCs/>
+          <w:sz w:val="32"/>
+          <w:szCs w:val="32"/>
+        </w:rPr>
+        <w:br/>
+      </w:r>
     </w:p>
     <w:p>
       <w:pPr>
@@ -933,7 +1372,6 @@
           <w:sz w:val="32"/>
           <w:szCs w:val="32"/>
         </w:rPr>
-        <w:lastRenderedPageBreak/>
         <w:drawing>
           <wp:inline distT="0" distB="0" distL="0" distR="0" wp14:anchorId="005E8BB0" wp14:editId="642259C9">
             <wp:extent cx="5486400" cy="3200400"/>
@@ -942,7 +1380,7 @@
             <wp:cNvGraphicFramePr/>
             <a:graphic xmlns:a="http://schemas.openxmlformats.org/drawingml/2006/main">
               <a:graphicData uri="http://schemas.openxmlformats.org/drawingml/2006/diagram">
-                <dgm:relIds xmlns:dgm="http://schemas.openxmlformats.org/drawingml/2006/diagram" xmlns:r="http://schemas.openxmlformats.org/officeDocument/2006/relationships" r:dm="rId6" r:lo="rId7" r:qs="rId8" r:cs="rId9"/>
+                <dgm:relIds xmlns:dgm="http://schemas.openxmlformats.org/drawingml/2006/diagram" xmlns:r="http://schemas.openxmlformats.org/officeDocument/2006/relationships" r:dm="rId11" r:lo="rId12" r:qs="rId13" r:cs="rId14"/>
               </a:graphicData>
             </a:graphic>
           </wp:inline>
@@ -1389,7 +1827,6 @@
           <w:b/>
           <w:bCs/>
         </w:rPr>
-        <w:lastRenderedPageBreak/>
         <w:t xml:space="preserve">VISUALCODE; </w:t>
       </w:r>
       <w:r>
@@ -1641,6 +2078,7 @@
           <w:b/>
           <w:bCs/>
         </w:rPr>
+        <w:lastRenderedPageBreak/>
         <w:t xml:space="preserve">3.Images load properly </w:t>
       </w:r>
     </w:p>
@@ -1671,6 +2109,8 @@
         <w:rPr>
           <w:b/>
           <w:bCs/>
+          <w:sz w:val="32"/>
+          <w:szCs w:val="32"/>
         </w:rPr>
       </w:pPr>
       <w:r>
@@ -1686,6 +2126,59 @@
           <w:bCs/>
         </w:rPr>
         <w:t>Text is readable and well arranged</w:t>
+      </w:r>
+      <w:r>
+        <w:rPr>
+          <w:b/>
+          <w:bCs/>
+        </w:rPr>
+        <w:br/>
+      </w:r>
+      <w:r>
+        <w:rPr>
+          <w:b/>
+          <w:bCs/>
+        </w:rPr>
+        <w:br/>
+      </w:r>
+      <w:r>
+        <w:rPr>
+          <w:b/>
+          <w:bCs/>
+          <w:sz w:val="32"/>
+          <w:szCs w:val="32"/>
+        </w:rPr>
+        <w:t>Future Developments / Recommendations</w:t>
+      </w:r>
+    </w:p>
+    <w:p>
+      <w:pPr>
+        <w:rPr>
+          <w:b/>
+          <w:bCs/>
+        </w:rPr>
+      </w:pPr>
+      <w:r>
+        <w:rPr>
+          <w:b/>
+          <w:bCs/>
+        </w:rPr>
+        <w:t>In the future, the website can be improved by adding more advanced features such as a scholarship search filter to help students find opportunities easily. A user account system can also be added so that students can save scholarships and track their applications. Additionally, the website can include notifications or alerts to inform students about new scholarships and upcoming deadlines. A mobile application version of the website can also be developed to improve accessibility.</w:t>
+      </w:r>
+    </w:p>
+    <w:p>
+      <w:pPr>
+        <w:rPr>
+          <w:b/>
+          <w:bCs/>
+        </w:rPr>
+      </w:pPr>
+      <w:r>
+        <w:rPr>
+          <w:b/>
+          <w:bCs/>
+        </w:rPr>
+        <w:br/>
       </w:r>
     </w:p>
     <w:p>
@@ -4734,7 +5227,7 @@
   <dgm:whole/>
   <dgm:extLst>
     <a:ext uri="http://schemas.microsoft.com/office/drawing/2008/diagram">
-      <dsp:dataModelExt xmlns:dsp="http://schemas.microsoft.com/office/drawing/2008/diagram" relId="rId10" minVer="http://schemas.openxmlformats.org/drawingml/2006/diagram"/>
+      <dsp:dataModelExt xmlns:dsp="http://schemas.microsoft.com/office/drawing/2008/diagram" relId="rId15" minVer="http://schemas.openxmlformats.org/drawingml/2006/diagram"/>
     </a:ext>
   </dgm:extLst>
 </dgm:dataModel>
